--- a/HEMA Phase Wise Templets-/Brainstorming & Ideation Phase/Define Problem Statements Template.docx
+++ b/HEMA Phase Wise Templets-/Brainstorming & Ideation Phase/Define Problem Statements Template.docx
@@ -87,13 +87,7 @@
           </w:tcPr>
           <w:p>
             <w:r>
-              <w:t>5</w:t>
-            </w:r>
-            <w:r>
-              <w:t xml:space="preserve"> July</w:t>
-            </w:r>
-            <w:r>
-              <w:t xml:space="preserve"> 2026</w:t>
+              <w:t>5 July 2026</w:t>
             </w:r>
           </w:p>
         </w:tc>
@@ -193,7 +187,6 @@
     </w:p>
     <w:p>
       <w:pPr>
-        <w:jc w:val="both"/>
         <w:rPr>
           <w:sz w:val="24"/>
           <w:szCs w:val="24"/>
@@ -204,73 +197,7 @@
           <w:sz w:val="24"/>
           <w:szCs w:val="24"/>
         </w:rPr>
-        <w:t>Create a problem statement to understand your customer's point of view. The Customer Problem Statement template helps you focus on what matters to create experiences people will love.</w:t>
-      </w:r>
-    </w:p>
-    <w:p>
-      <w:pPr>
-        <w:jc w:val="both"/>
-        <w:rPr>
-          <w:sz w:val="24"/>
-          <w:szCs w:val="24"/>
-        </w:rPr>
-      </w:pPr>
-      <w:r>
-        <w:rPr>
-          <w:sz w:val="24"/>
-          <w:szCs w:val="24"/>
-        </w:rPr>
-        <w:t>A well-articulated customer problem statement allows you and your team to find the ideal solution for the challenges your customers face. Throughout the process, you’ll also be able to empathize with your customers, which helps you better understand how they perceive your product or service.</w:t>
-      </w:r>
-    </w:p>
-    <w:p>
-      <w:pPr>
-        <w:rPr>
-          <w:sz w:val="24"/>
-          <w:szCs w:val="24"/>
-        </w:rPr>
-      </w:pPr>
-      <w:r>
-        <w:rPr>
-          <w:noProof/>
-          <w:sz w:val="24"/>
-          <w:szCs w:val="24"/>
-        </w:rPr>
-        <w:drawing>
-          <wp:inline distT="0" distB="0" distL="0" distR="0" wp14:anchorId="34BECAAC" wp14:editId="34BECAAD">
-            <wp:extent cx="5731510" cy="2673350"/>
-            <wp:effectExtent l="0" t="0" r="0" b="0"/>
-            <wp:docPr id="3" name="image2.png" descr="Graphical user interface, text, application, email&#10;&#10;Description automatically generated"/>
-            <wp:cNvGraphicFramePr/>
-            <a:graphic xmlns:a="http://schemas.openxmlformats.org/drawingml/2006/main">
-              <a:graphicData uri="http://schemas.openxmlformats.org/drawingml/2006/picture">
-                <pic:pic xmlns:pic="http://schemas.openxmlformats.org/drawingml/2006/picture">
-                  <pic:nvPicPr>
-                    <pic:cNvPr id="0" name="image2.png" descr="Graphical user interface, text, application, email&#10;&#10;Description automatically generated"/>
-                    <pic:cNvPicPr preferRelativeResize="0"/>
-                  </pic:nvPicPr>
-                  <pic:blipFill>
-                    <a:blip r:embed="rId5"/>
-                    <a:srcRect/>
-                    <a:stretch>
-                      <a:fillRect/>
-                    </a:stretch>
-                  </pic:blipFill>
-                  <pic:spPr>
-                    <a:xfrm>
-                      <a:off x="0" y="0"/>
-                      <a:ext cx="5731510" cy="2673350"/>
-                    </a:xfrm>
-                    <a:prstGeom prst="rect">
-                      <a:avLst/>
-                    </a:prstGeom>
-                    <a:ln/>
-                  </pic:spPr>
-                </pic:pic>
-              </a:graphicData>
-            </a:graphic>
-          </wp:inline>
-        </w:drawing>
+        <w:t>A Nutrition Assistant is designed to help users maintain a healthy lifestyle by providing personalized nutrition guidance, meal planning, calorie tracking, and healthy food recommendations. This template helps identify the challenges users face and ensures that the application is built around their real needs.</w:t>
       </w:r>
     </w:p>
     <w:p>
@@ -285,40 +212,13 @@
           <w:sz w:val="24"/>
           <w:szCs w:val="24"/>
         </w:rPr>
-        <w:t xml:space="preserve">Reference: </w:t>
-      </w:r>
-      <w:hyperlink r:id="rId6">
-        <w:r>
-          <w:rPr>
-            <w:color w:val="0563C1"/>
-            <w:sz w:val="24"/>
-            <w:szCs w:val="24"/>
-            <w:u w:val="single"/>
-          </w:rPr>
-          <w:t>https://miro.com/templates/customer-problem-statement/</w:t>
-        </w:r>
-      </w:hyperlink>
-    </w:p>
-    <w:p>
-      <w:pPr>
-        <w:rPr>
-          <w:b/>
-          <w:sz w:val="24"/>
-          <w:szCs w:val="24"/>
-        </w:rPr>
-      </w:pPr>
-      <w:r>
-        <w:rPr>
-          <w:b/>
-          <w:sz w:val="24"/>
-          <w:szCs w:val="24"/>
-        </w:rPr>
-        <w:t>Example:</w:t>
+        <w:t>A well-defined customer problem statement enables the development team to understand user pain points, design effective solutions, and deliver a user-friendly nutrition management system that promotes healthier eating habits and improved well-being.</w:t>
       </w:r>
     </w:p>
     <w:p>
       <w:pPr>
         <w:rPr>
+          <w:noProof/>
           <w:sz w:val="24"/>
           <w:szCs w:val="24"/>
         </w:rPr>
@@ -330,34 +230,47 @@
           <w:szCs w:val="24"/>
         </w:rPr>
         <w:drawing>
-          <wp:inline distT="0" distB="0" distL="0" distR="0" wp14:anchorId="34BECAAE" wp14:editId="34BECAAF">
-            <wp:extent cx="5340624" cy="1111307"/>
-            <wp:effectExtent l="0" t="0" r="0" b="0"/>
-            <wp:docPr id="4" name="image1.png" descr="Chart, treemap chart&#10;&#10;Description automatically generated"/>
-            <wp:cNvGraphicFramePr/>
+          <wp:inline distT="0" distB="0" distL="0" distR="0" wp14:anchorId="3FC1DF4A" wp14:editId="3BE98783">
+            <wp:extent cx="5731510" cy="4297680"/>
+            <wp:effectExtent l="0" t="0" r="2540" b="7620"/>
+            <wp:docPr id="1940631851" name="Picture 3"/>
+            <wp:cNvGraphicFramePr>
+              <a:graphicFrameLocks xmlns:a="http://schemas.openxmlformats.org/drawingml/2006/main" noChangeAspect="1"/>
+            </wp:cNvGraphicFramePr>
             <a:graphic xmlns:a="http://schemas.openxmlformats.org/drawingml/2006/main">
               <a:graphicData uri="http://schemas.openxmlformats.org/drawingml/2006/picture">
                 <pic:pic xmlns:pic="http://schemas.openxmlformats.org/drawingml/2006/picture">
                   <pic:nvPicPr>
-                    <pic:cNvPr id="0" name="image1.png" descr="Chart, treemap chart&#10;&#10;Description automatically generated"/>
-                    <pic:cNvPicPr preferRelativeResize="0"/>
+                    <pic:cNvPr id="0" name="Picture 11"/>
+                    <pic:cNvPicPr>
+                      <a:picLocks noChangeAspect="1" noChangeArrowheads="1"/>
+                    </pic:cNvPicPr>
                   </pic:nvPicPr>
                   <pic:blipFill>
-                    <a:blip r:embed="rId7"/>
+                    <a:blip r:embed="rId5" cstate="print">
+                      <a:extLst>
+                        <a:ext uri="{28A0092B-C50C-407E-A947-70E740481C1C}">
+                          <a14:useLocalDpi xmlns:a14="http://schemas.microsoft.com/office/drawing/2010/main" val="0"/>
+                        </a:ext>
+                      </a:extLst>
+                    </a:blip>
                     <a:srcRect/>
                     <a:stretch>
                       <a:fillRect/>
                     </a:stretch>
                   </pic:blipFill>
-                  <pic:spPr>
+                  <pic:spPr bwMode="auto">
                     <a:xfrm>
                       <a:off x="0" y="0"/>
-                      <a:ext cx="5340624" cy="1111307"/>
+                      <a:ext cx="5731510" cy="4297680"/>
                     </a:xfrm>
                     <a:prstGeom prst="rect">
                       <a:avLst/>
                     </a:prstGeom>
-                    <a:ln/>
+                    <a:noFill/>
+                    <a:ln>
+                      <a:noFill/>
+                    </a:ln>
                   </pic:spPr>
                 </pic:pic>
               </a:graphicData>
@@ -365,14 +278,6 @@
           </wp:inline>
         </w:drawing>
       </w:r>
-    </w:p>
-    <w:p>
-      <w:pPr>
-        <w:rPr>
-          <w:sz w:val="24"/>
-          <w:szCs w:val="24"/>
-        </w:rPr>
-      </w:pPr>
     </w:p>
     <w:p>
       <w:pPr>
@@ -440,6 +345,7 @@
                 <w:b/>
                 <w:bCs/>
               </w:rPr>
+              <w:lastRenderedPageBreak/>
               <w:t>Problem Statement (PS)</w:t>
             </w:r>
           </w:p>
@@ -589,7 +495,7 @@
               </w:rPr>
             </w:pPr>
             <w:r>
-              <w:t>A health-conscious person</w:t>
+              <w:t>A busy working professional</w:t>
             </w:r>
           </w:p>
         </w:tc>
@@ -606,7 +512,7 @@
               </w:rPr>
             </w:pPr>
             <w:r>
-              <w:t>Track my daily calories and nutrition</w:t>
+              <w:t>Maintain a healthy diet and track my daily nutrition</w:t>
             </w:r>
           </w:p>
         </w:tc>
@@ -623,7 +529,7 @@
               </w:rPr>
             </w:pPr>
             <w:r>
-              <w:t>Manual tracking is difficult and time-consuming</w:t>
+              <w:t>I don't have enough time to calculate calories and plan healthy meals</w:t>
             </w:r>
           </w:p>
         </w:tc>
@@ -640,7 +546,7 @@
               </w:rPr>
             </w:pPr>
             <w:r>
-              <w:t>I have to calculate everything myself</w:t>
+              <w:t>There is no simple application that provides personalized nutrition guidance</w:t>
             </w:r>
           </w:p>
         </w:tc>
@@ -657,7 +563,7 @@
               </w:rPr>
             </w:pPr>
             <w:r>
-              <w:t>Frustrated and unmotivated</w:t>
+              <w:t>Stressed and unhealthy</w:t>
             </w:r>
           </w:p>
         </w:tc>
@@ -696,7 +602,7 @@
               </w:rPr>
             </w:pPr>
             <w:r>
-              <w:t>A fitness enthusiast</w:t>
+              <w:t>A college student</w:t>
             </w:r>
           </w:p>
         </w:tc>
@@ -713,7 +619,7 @@
               </w:rPr>
             </w:pPr>
             <w:r>
-              <w:t>Achieve my daily nutrition goals</w:t>
+              <w:t>Improve my eating habits and stay fit</w:t>
             </w:r>
           </w:p>
         </w:tc>
@@ -730,7 +636,7 @@
               </w:rPr>
             </w:pPr>
             <w:r>
-              <w:t>I don't know if I'm eating the right nutrients</w:t>
+              <w:t>I don't know which foods are healthy or how much I should eat</w:t>
             </w:r>
           </w:p>
         </w:tc>
@@ -747,7 +653,7 @@
               </w:rPr>
             </w:pPr>
             <w:r>
-              <w:t>There is no simple way to monitor my meals</w:t>
+              <w:t>I lack proper nutrition knowledge and meal planning support</w:t>
             </w:r>
           </w:p>
         </w:tc>
@@ -764,7 +670,244 @@
               </w:rPr>
             </w:pPr>
             <w:r>
-              <w:t>Confused and worried about my progress</w:t>
+              <w:t>Confused and unmotivated</w:t>
+            </w:r>
+          </w:p>
+        </w:tc>
+      </w:tr>
+      <w:tr>
+        <w:trPr>
+          <w:trHeight w:val="759"/>
+        </w:trPr>
+        <w:tc>
+          <w:tcPr>
+            <w:tcW w:w="1838" w:type="dxa"/>
+            <w:vAlign w:val="center"/>
+          </w:tcPr>
+          <w:p>
+            <w:pPr>
+              <w:rPr>
+                <w:rStyle w:val="Strong"/>
+              </w:rPr>
+            </w:pPr>
+            <w:r>
+              <w:rPr>
+                <w:rStyle w:val="Strong"/>
+              </w:rPr>
+              <w:t>PS-3</w:t>
+            </w:r>
+          </w:p>
+        </w:tc>
+        <w:tc>
+          <w:tcPr>
+            <w:tcW w:w="1418" w:type="dxa"/>
+            <w:vAlign w:val="center"/>
+          </w:tcPr>
+          <w:p>
+            <w:r>
+              <w:t>A fitness enthusiast</w:t>
+            </w:r>
+          </w:p>
+        </w:tc>
+        <w:tc>
+          <w:tcPr>
+            <w:tcW w:w="1559" w:type="dxa"/>
+            <w:vAlign w:val="center"/>
+          </w:tcPr>
+          <w:p>
+            <w:r>
+              <w:t>Achieve my fitness and nutrition goals</w:t>
+            </w:r>
+          </w:p>
+        </w:tc>
+        <w:tc>
+          <w:tcPr>
+            <w:tcW w:w="1207" w:type="dxa"/>
+            <w:vAlign w:val="center"/>
+          </w:tcPr>
+          <w:p>
+            <w:r>
+              <w:t>It is difficult to monitor calories, protein, and water intake every day</w:t>
+            </w:r>
+          </w:p>
+        </w:tc>
+        <w:tc>
+          <w:tcPr>
+            <w:tcW w:w="1501" w:type="dxa"/>
+            <w:vAlign w:val="center"/>
+          </w:tcPr>
+          <w:p>
+            <w:r>
+              <w:t>Most nutrition tracking apps are complicated or require manual data entry</w:t>
+            </w:r>
+          </w:p>
+        </w:tc>
+        <w:tc>
+          <w:tcPr>
+            <w:tcW w:w="2537" w:type="dxa"/>
+            <w:vAlign w:val="center"/>
+          </w:tcPr>
+          <w:p>
+            <w:r>
+              <w:t>Frustrated and discouraged</w:t>
+            </w:r>
+          </w:p>
+        </w:tc>
+      </w:tr>
+      <w:tr>
+        <w:trPr>
+          <w:trHeight w:val="759"/>
+        </w:trPr>
+        <w:tc>
+          <w:tcPr>
+            <w:tcW w:w="1838" w:type="dxa"/>
+            <w:vAlign w:val="center"/>
+          </w:tcPr>
+          <w:p>
+            <w:pPr>
+              <w:rPr>
+                <w:rStyle w:val="Strong"/>
+              </w:rPr>
+            </w:pPr>
+            <w:r>
+              <w:rPr>
+                <w:rStyle w:val="Strong"/>
+              </w:rPr>
+              <w:t>PS-4</w:t>
+            </w:r>
+          </w:p>
+        </w:tc>
+        <w:tc>
+          <w:tcPr>
+            <w:tcW w:w="1418" w:type="dxa"/>
+            <w:vAlign w:val="center"/>
+          </w:tcPr>
+          <w:p>
+            <w:r>
+              <w:t>A person with diabetes</w:t>
+            </w:r>
+          </w:p>
+        </w:tc>
+        <w:tc>
+          <w:tcPr>
+            <w:tcW w:w="1559" w:type="dxa"/>
+            <w:vAlign w:val="center"/>
+          </w:tcPr>
+          <w:p>
+            <w:r>
+              <w:t>Follow a healthy diet recommended by my doctor</w:t>
+            </w:r>
+          </w:p>
+        </w:tc>
+        <w:tc>
+          <w:tcPr>
+            <w:tcW w:w="1207" w:type="dxa"/>
+            <w:vAlign w:val="center"/>
+          </w:tcPr>
+          <w:p>
+            <w:r>
+              <w:t>I find it difficult to choose foods with the right nutritional values</w:t>
+            </w:r>
+          </w:p>
+        </w:tc>
+        <w:tc>
+          <w:tcPr>
+            <w:tcW w:w="1501" w:type="dxa"/>
+            <w:vAlign w:val="center"/>
+          </w:tcPr>
+          <w:p>
+            <w:r>
+              <w:t>I don't have a personalized nutrition assistant for my health condition</w:t>
+            </w:r>
+          </w:p>
+        </w:tc>
+        <w:tc>
+          <w:tcPr>
+            <w:tcW w:w="2537" w:type="dxa"/>
+            <w:vAlign w:val="center"/>
+          </w:tcPr>
+          <w:p>
+            <w:r>
+              <w:t>Worried and anxious</w:t>
+            </w:r>
+          </w:p>
+        </w:tc>
+      </w:tr>
+      <w:tr>
+        <w:trPr>
+          <w:trHeight w:val="759"/>
+        </w:trPr>
+        <w:tc>
+          <w:tcPr>
+            <w:tcW w:w="1838" w:type="dxa"/>
+            <w:vAlign w:val="center"/>
+          </w:tcPr>
+          <w:p>
+            <w:pPr>
+              <w:rPr>
+                <w:rStyle w:val="Strong"/>
+              </w:rPr>
+            </w:pPr>
+            <w:r>
+              <w:rPr>
+                <w:rStyle w:val="Strong"/>
+              </w:rPr>
+              <w:t>PS-5</w:t>
+            </w:r>
+          </w:p>
+        </w:tc>
+        <w:tc>
+          <w:tcPr>
+            <w:tcW w:w="1418" w:type="dxa"/>
+            <w:vAlign w:val="center"/>
+          </w:tcPr>
+          <w:p>
+            <w:r>
+              <w:t>A parent</w:t>
+            </w:r>
+          </w:p>
+        </w:tc>
+        <w:tc>
+          <w:tcPr>
+            <w:tcW w:w="1559" w:type="dxa"/>
+            <w:vAlign w:val="center"/>
+          </w:tcPr>
+          <w:p>
+            <w:r>
+              <w:t>Plan healthy meals for my family</w:t>
+            </w:r>
+          </w:p>
+        </w:tc>
+        <w:tc>
+          <w:tcPr>
+            <w:tcW w:w="1207" w:type="dxa"/>
+            <w:vAlign w:val="center"/>
+          </w:tcPr>
+          <w:p>
+            <w:r>
+              <w:t>I struggle to create balanced meal plans every day</w:t>
+            </w:r>
+          </w:p>
+        </w:tc>
+        <w:tc>
+          <w:tcPr>
+            <w:tcW w:w="1501" w:type="dxa"/>
+            <w:vAlign w:val="center"/>
+          </w:tcPr>
+          <w:p>
+            <w:r>
+              <w:t>I don't have quick access to nutrition information and healthy recipes</w:t>
+            </w:r>
+          </w:p>
+        </w:tc>
+        <w:tc>
+          <w:tcPr>
+            <w:tcW w:w="2537" w:type="dxa"/>
+            <w:vAlign w:val="center"/>
+          </w:tcPr>
+          <w:p>
+            <w:r>
+              <w:t>Overwhelmed and concerned</w:t>
             </w:r>
           </w:p>
         </w:tc>
@@ -1745,8 +1888,8 @@
 <file path=customXml/itemProps1.xml><?xml version="1.0" encoding="utf-8"?>
 <ds:datastoreItem xmlns:ds="http://schemas.openxmlformats.org/officeDocument/2006/customXml" ds:itemID="{11111111-1234-1234-1234-123412341234}">
   <ds:schemaRefs>
+    <ds:schemaRef ds:uri="http://customooxmlschemas.google.com/"/>
     <ds:schemaRef ds:uri="http://schemas.openxmlformats.org/officeDocument/2006/relationships"/>
-    <ds:schemaRef ds:uri="http://customooxmlschemas.google.com/"/>
   </ds:schemaRefs>
 </ds:datastoreItem>
 </file>